--- a/矩阵/lee_nips_2001.docx
+++ b/矩阵/lee_nips_2001.docx
@@ -9,11 +9,19 @@
       <w:r>
         <w:tab/>
       </w:r>
-      <w:r>
-        <w:rPr>
-          <w:position w:val="-100"/>
-        </w:rPr>
-        <w:object w:dxaOrig="4180" w:dyaOrig="3280" w14:anchorId="637E7A01">
+    </w:p>
+    <w:p>
+      <w:pPr>
+        <w:pStyle w:val="MTDisplayEquation"/>
+      </w:pPr>
+      <w:r>
+        <w:tab/>
+      </w:r>
+      <w:r>
+        <w:rPr>
+          <w:position w:val="-84"/>
+        </w:rPr>
+        <w:object w:dxaOrig="960" w:dyaOrig="1820" w14:anchorId="730D4DFC">
           <v:shapetype id="_x0000_t75" coordsize="21600,21600" o:spt="75" o:preferrelative="t" path="m@4@5l@4@11@9@11@9@5xe" filled="f" stroked="f">
             <v:stroke joinstyle="miter"/>
             <v:formulas>
@@ -33,14 +41,53 @@
             <v:path o:extrusionok="f" gradientshapeok="t" o:connecttype="rect"/>
             <o:lock v:ext="edit" aspectratio="t"/>
           </v:shapetype>
-          <v:shape id="_x0000_i1025" type="#_x0000_t75" style="width:209.1pt;height:163.85pt" o:ole="">
-            <v:imagedata r:id="rId4" o:title=""/>
-          </v:shape>
-          <o:OLEObject Type="Embed" ProgID="Equation.DSMT4" ShapeID="_x0000_i1025" DrawAspect="Content" ObjectID="_1666990591" r:id="rId5"/>
-        </w:object>
-      </w:r>
-      <w:r>
-        <w:t xml:space="preserve"> </w:t>
+          <v:shape id="_x0000_i1025" type="#_x0000_t75" style="width:47.8pt;height:90.8pt" o:ole="">
+            <v:imagedata r:id="rId6" o:title=""/>
+          </v:shape>
+          <o:OLEObject Type="Embed" ProgID="Equation.DSMT4" ShapeID="_x0000_i1025" DrawAspect="Content" ObjectID="_1667067840" r:id="rId7"/>
+        </w:object>
+      </w:r>
+      <w:r>
+        <w:t xml:space="preserve"> </w:t>
+      </w:r>
+    </w:p>
+    <w:p>
+      <w:pPr>
+        <w:pStyle w:val="MTDisplayEquation"/>
+      </w:pPr>
+      <w:r>
+        <w:tab/>
+      </w:r>
+      <w:r>
+        <w:rPr>
+          <w:position w:val="-30"/>
+        </w:rPr>
+        <w:object w:dxaOrig="2780" w:dyaOrig="760" w14:anchorId="17BB064F">
+          <v:shape id="_x0000_i1026" type="#_x0000_t75" style="width:139.15pt;height:38.15pt" o:ole="">
+            <v:imagedata r:id="rId8" o:title=""/>
+          </v:shape>
+          <o:OLEObject Type="Embed" ProgID="Equation.DSMT4" ShapeID="_x0000_i1026" DrawAspect="Content" ObjectID="_1667067841" r:id="rId9"/>
+        </w:object>
+      </w:r>
+      <w:r>
+        <w:t xml:space="preserve"> </w:t>
+      </w:r>
+    </w:p>
+    <w:p>
+      <w:pPr>
+        <w:pStyle w:val="MTDisplayEquation"/>
+        <w:jc w:val="center"/>
+      </w:pPr>
+      <w:r>
+        <w:rPr>
+          <w:position w:val="-100"/>
+        </w:rPr>
+        <w:object w:dxaOrig="4180" w:dyaOrig="3280" w14:anchorId="637E7A01">
+          <v:shape id="_x0000_i1027" type="#_x0000_t75" style="width:209pt;height:163.9pt" o:ole="">
+            <v:imagedata r:id="rId10" o:title=""/>
+          </v:shape>
+          <o:OLEObject Type="Embed" ProgID="Equation.DSMT4" ShapeID="_x0000_i1027" DrawAspect="Content" ObjectID="_1667067842" r:id="rId11"/>
+        </w:object>
       </w:r>
     </w:p>
     <w:p>
@@ -55,10 +102,10 @@
           <w:position w:val="-116"/>
         </w:rPr>
         <w:object w:dxaOrig="5600" w:dyaOrig="2600" w14:anchorId="154CBE40">
-          <v:shape id="_x0000_i1040" type="#_x0000_t75" style="width:279.95pt;height:129.9pt" o:ole="">
-            <v:imagedata r:id="rId6" o:title=""/>
-          </v:shape>
-          <o:OLEObject Type="Embed" ProgID="Equation.DSMT4" ShapeID="_x0000_i1040" DrawAspect="Content" ObjectID="_1666990592" r:id="rId7"/>
+          <v:shape id="_x0000_i1028" type="#_x0000_t75" style="width:279.95pt;height:130.05pt" o:ole="">
+            <v:imagedata r:id="rId12" o:title=""/>
+          </v:shape>
+          <o:OLEObject Type="Embed" ProgID="Equation.DSMT4" ShapeID="_x0000_i1028" DrawAspect="Content" ObjectID="_1667067843" r:id="rId13"/>
         </w:object>
       </w:r>
       <w:r>
@@ -77,11 +124,11 @@
         <w:rPr>
           <w:position w:val="-50"/>
         </w:rPr>
-        <w:object w:dxaOrig="7400" w:dyaOrig="11360" w14:anchorId="091BB1E9">
-          <v:shape id="_x0000_i1027" type="#_x0000_t75" style="width:370.1pt;height:567.95pt" o:ole="">
-            <v:imagedata r:id="rId8" o:title=""/>
-          </v:shape>
-          <o:OLEObject Type="Embed" ProgID="Equation.DSMT4" ShapeID="_x0000_i1027" DrawAspect="Content" ObjectID="_1666990593" r:id="rId9"/>
+        <w:object w:dxaOrig="7380" w:dyaOrig="11360" w14:anchorId="091BB1E9">
+          <v:shape id="_x0000_i1029" type="#_x0000_t75" style="width:369.15pt;height:567.95pt" o:ole="">
+            <v:imagedata r:id="rId14" o:title=""/>
+          </v:shape>
+          <o:OLEObject Type="Embed" ProgID="Equation.DSMT4" ShapeID="_x0000_i1029" DrawAspect="Content" ObjectID="_1667067844" r:id="rId15"/>
         </w:object>
       </w:r>
       <w:r>
@@ -100,10 +147,10 @@
           <w:position w:val="-6"/>
         </w:rPr>
         <w:object w:dxaOrig="1320" w:dyaOrig="480" w14:anchorId="2263076D">
-          <v:shape id="_x0000_i1030" type="#_x0000_t75" style="width:65.95pt;height:23.9pt" o:ole="">
-            <v:imagedata r:id="rId10" o:title=""/>
-          </v:shape>
-          <o:OLEObject Type="Embed" ProgID="Equation.DSMT4" ShapeID="_x0000_i1030" DrawAspect="Content" ObjectID="_1666990594" r:id="rId11"/>
+          <v:shape id="_x0000_i1030" type="#_x0000_t75" style="width:66.1pt;height:23.65pt" o:ole="">
+            <v:imagedata r:id="rId16" o:title=""/>
+          </v:shape>
+          <o:OLEObject Type="Embed" ProgID="Equation.DSMT4" ShapeID="_x0000_i1030" DrawAspect="Content" ObjectID="_1667067845" r:id="rId17"/>
         </w:object>
       </w:r>
       <w:r>
@@ -119,9 +166,126 @@
     <w:p>
       <w:pPr>
         <w:pStyle w:val="MTDisplayEquation"/>
+      </w:pPr>
+      <w:r>
+        <w:lastRenderedPageBreak/>
+        <w:tab/>
+      </w:r>
+      <w:r>
+        <w:rPr>
+          <w:position w:val="-94"/>
+        </w:rPr>
+        <w:object w:dxaOrig="1700" w:dyaOrig="2000" w14:anchorId="0BF7A389">
+          <v:shape id="_x0000_i1031" type="#_x0000_t75" style="width:84.9pt;height:99.95pt" o:ole="">
+            <v:imagedata r:id="rId18" o:title=""/>
+          </v:shape>
+          <o:OLEObject Type="Embed" ProgID="Equation.DSMT4" ShapeID="_x0000_i1031" DrawAspect="Content" ObjectID="_1667067846" r:id="rId19"/>
+        </w:object>
+      </w:r>
+      <w:r>
+        <w:t xml:space="preserve"> </w:t>
+      </w:r>
+    </w:p>
+    <w:p>
+      <w:pPr>
+        <w:pStyle w:val="MTDisplayEquation"/>
+      </w:pPr>
+      <w:r>
+        <w:tab/>
+      </w:r>
+      <w:r>
+        <w:rPr>
+          <w:position w:val="-166"/>
+        </w:rPr>
+        <w:object w:dxaOrig="6039" w:dyaOrig="3500" w14:anchorId="084B8C44">
+          <v:shape id="_x0000_i1032" type="#_x0000_t75" style="width:301.95pt;height:175.15pt" o:ole="">
+            <v:imagedata r:id="rId20" o:title=""/>
+          </v:shape>
+          <o:OLEObject Type="Embed" ProgID="Equation.DSMT4" ShapeID="_x0000_i1032" DrawAspect="Content" ObjectID="_1667067847" r:id="rId21"/>
+        </w:object>
+      </w:r>
+      <w:r>
+        <w:t xml:space="preserve"> </w:t>
+      </w:r>
+    </w:p>
+    <w:p>
+      <w:pPr>
+        <w:pStyle w:val="MTDisplayEquation"/>
+      </w:pPr>
+      <w:r>
+        <w:tab/>
+      </w:r>
+      <w:r>
+        <w:rPr>
+          <w:position w:val="-104"/>
+        </w:rPr>
+        <w:object w:dxaOrig="3720" w:dyaOrig="2200" w14:anchorId="59A92908">
+          <v:shape id="_x0000_i1033" type="#_x0000_t75" style="width:185.9pt;height:110.15pt" o:ole="">
+            <v:imagedata r:id="rId22" o:title=""/>
+          </v:shape>
+          <o:OLEObject Type="Embed" ProgID="Equation.DSMT4" ShapeID="_x0000_i1033" DrawAspect="Content" ObjectID="_1667067848" r:id="rId23"/>
+        </w:object>
+      </w:r>
+      <w:r>
+        <w:t xml:space="preserve"> </w:t>
+      </w:r>
+    </w:p>
+    <w:p>
+      <w:pPr>
+        <w:pStyle w:val="MTDisplayEquation"/>
+      </w:pPr>
+      <w:r>
+        <w:tab/>
+      </w:r>
+      <w:r>
+        <w:rPr>
+          <w:position w:val="-4"/>
+        </w:rPr>
+        <w:object w:dxaOrig="180" w:dyaOrig="279" w14:anchorId="2200DE5C">
+          <v:shape id="_x0000_i1034" type="#_x0000_t75" style="width:9.15pt;height:13.95pt" o:ole="">
+            <v:imagedata r:id="rId24" o:title=""/>
+          </v:shape>
+          <o:OLEObject Type="Embed" ProgID="Equation.DSMT4" ShapeID="_x0000_i1034" DrawAspect="Content" ObjectID="_1667067849" r:id="rId25"/>
+        </w:object>
+      </w:r>
+      <w:r>
+        <w:t xml:space="preserve"> </w:t>
+      </w:r>
+    </w:p>
+    <w:p>
+      <w:pPr>
+        <w:pStyle w:val="MTDisplayEquation"/>
+      </w:pPr>
+      <w:r>
+        <w:lastRenderedPageBreak/>
+        <w:tab/>
+      </w:r>
+      <w:r>
+        <w:rPr>
+          <w:position w:val="-114"/>
+        </w:rPr>
+        <w:object w:dxaOrig="7100" w:dyaOrig="12640" w14:anchorId="171548B5">
+          <v:shape id="_x0000_i1035" type="#_x0000_t75" style="width:355.15pt;height:631.9pt" o:ole="">
+            <v:imagedata r:id="rId26" o:title=""/>
+          </v:shape>
+          <o:OLEObject Type="Embed" ProgID="Equation.DSMT4" ShapeID="_x0000_i1035" DrawAspect="Content" ObjectID="_1667067850" r:id="rId27"/>
+        </w:object>
+      </w:r>
+      <w:r>
+        <w:t xml:space="preserve"> </w:t>
+      </w:r>
+    </w:p>
+    <w:p>
+      <w:r>
         <w:rPr>
           <w:rFonts w:hint="eastAsia"/>
         </w:rPr>
+        <w:t>因此有</w:t>
+      </w:r>
+    </w:p>
+    <w:p>
+      <w:pPr>
+        <w:pStyle w:val="MTDisplayEquation"/>
       </w:pPr>
       <w:r>
         <w:lastRenderedPageBreak/>
@@ -129,50 +293,247 @@
       </w:r>
       <w:r>
         <w:rPr>
-          <w:position w:val="-94"/>
-        </w:rPr>
-        <w:object w:dxaOrig="1700" w:dyaOrig="2000" w14:anchorId="0BF7A389">
-          <v:shape id="_x0000_i1038" type="#_x0000_t75" style="width:84.95pt;height:99.95pt" o:ole="">
-            <v:imagedata r:id="rId12" o:title=""/>
-          </v:shape>
-          <o:OLEObject Type="Embed" ProgID="Equation.DSMT4" ShapeID="_x0000_i1038" DrawAspect="Content" ObjectID="_1666990595" r:id="rId13"/>
-        </w:object>
-      </w:r>
-      <w:r>
-        <w:t xml:space="preserve"> </w:t>
-      </w:r>
-    </w:p>
-    <w:p>
-      <w:pPr>
-        <w:pStyle w:val="MTDisplayEquation"/>
+          <w:position w:val="-180"/>
+        </w:rPr>
+        <w:object w:dxaOrig="3420" w:dyaOrig="3720" w14:anchorId="639FAC11">
+          <v:shape id="_x0000_i1036" type="#_x0000_t75" style="width:170.85pt;height:185.9pt" o:ole="">
+            <v:imagedata r:id="rId28" o:title=""/>
+          </v:shape>
+          <o:OLEObject Type="Embed" ProgID="Equation.DSMT4" ShapeID="_x0000_i1036" DrawAspect="Content" ObjectID="_1667067851" r:id="rId29"/>
+        </w:object>
+      </w:r>
+      <w:r>
+        <w:t xml:space="preserve"> </w:t>
+      </w:r>
+    </w:p>
+    <w:p>
+      <w:r>
         <w:rPr>
           <w:rFonts w:hint="eastAsia"/>
         </w:rPr>
-      </w:pPr>
-      <w:r>
-        <w:tab/>
-      </w:r>
-      <w:r>
-        <w:rPr>
-          <w:position w:val="-4"/>
-        </w:rPr>
-        <w:object w:dxaOrig="180" w:dyaOrig="279" w14:anchorId="2200DE5C">
-          <v:shape id="_x0000_i1043" type="#_x0000_t75" style="width:8.95pt;height:13.8pt" o:ole="">
-            <v:imagedata r:id="rId14" o:title=""/>
-          </v:shape>
-          <o:OLEObject Type="Embed" ProgID="Equation.DSMT4" ShapeID="_x0000_i1043" DrawAspect="Content" ObjectID="_1666990596" r:id="rId15"/>
-        </w:object>
-      </w:r>
-      <w:r>
-        <w:t xml:space="preserve"> </w:t>
-      </w:r>
-    </w:p>
-    <w:p>
-      <w:pPr>
+        <w:t>同理有</w:t>
+      </w:r>
+    </w:p>
+    <w:p>
+      <w:pPr>
+        <w:pStyle w:val="MTDisplayEquation"/>
+      </w:pPr>
+      <w:r>
+        <w:tab/>
+      </w:r>
+      <w:r>
+        <w:rPr>
+          <w:position w:val="-162"/>
+        </w:rPr>
+        <w:object w:dxaOrig="2960" w:dyaOrig="3360" w14:anchorId="3A65A65C">
+          <v:shape id="_x0000_i1037" type="#_x0000_t75" style="width:147.75pt;height:168.2pt" o:ole="">
+            <v:imagedata r:id="rId30" o:title=""/>
+          </v:shape>
+          <o:OLEObject Type="Embed" ProgID="Equation.DSMT4" ShapeID="_x0000_i1037" DrawAspect="Content" ObjectID="_1667067852" r:id="rId31"/>
+        </w:object>
+      </w:r>
+      <w:r>
+        <w:t xml:space="preserve"> </w:t>
+      </w:r>
+    </w:p>
+    <w:p/>
+    <w:p>
+      <w:pPr>
+        <w:pStyle w:val="MTDisplayEquation"/>
+      </w:pPr>
+      <w:r>
+        <w:tab/>
+      </w:r>
+      <w:r>
+        <w:rPr>
+          <w:position w:val="-38"/>
+        </w:rPr>
+        <w:object w:dxaOrig="4599" w:dyaOrig="880" w14:anchorId="502175F1">
+          <v:shape id="_x0000_i1038" type="#_x0000_t75" style="width:229.95pt;height:44.05pt" o:ole="">
+            <v:imagedata r:id="rId32" o:title=""/>
+          </v:shape>
+          <o:OLEObject Type="Embed" ProgID="Equation.DSMT4" ShapeID="_x0000_i1038" DrawAspect="Content" ObjectID="_1667067853" r:id="rId33"/>
+        </w:object>
+      </w:r>
+      <w:r>
+        <w:t xml:space="preserve"> </w:t>
+      </w:r>
+    </w:p>
+    <w:p>
+      <w:r>
         <w:rPr>
           <w:rFonts w:hint="eastAsia"/>
         </w:rPr>
-      </w:pPr>
+        <w:t>L</w:t>
+      </w:r>
+      <w:r>
+        <w:t>emma3</w:t>
+      </w:r>
+    </w:p>
+    <w:p>
+      <w:pPr>
+        <w:pStyle w:val="MTDisplayEquation"/>
+      </w:pPr>
+      <w:r>
+        <w:lastRenderedPageBreak/>
+        <w:tab/>
+      </w:r>
+      <w:r>
+        <w:rPr>
+          <w:position w:val="-70"/>
+        </w:rPr>
+        <w:object w:dxaOrig="5260" w:dyaOrig="6640" w14:anchorId="530F8C74">
+          <v:shape id="_x0000_i1039" type="#_x0000_t75" style="width:262.75pt;height:332.05pt" o:ole="">
+            <v:imagedata r:id="rId34" o:title=""/>
+          </v:shape>
+          <o:OLEObject Type="Embed" ProgID="Equation.DSMT4" ShapeID="_x0000_i1039" DrawAspect="Content" ObjectID="_1667067854" r:id="rId35"/>
+        </w:object>
+      </w:r>
+      <w:r>
+        <w:t xml:space="preserve"> </w:t>
+      </w:r>
+    </w:p>
+    <w:p>
+      <w:pPr>
+        <w:pStyle w:val="MTDisplayEquation"/>
+      </w:pPr>
+      <w:r>
+        <w:tab/>
+      </w:r>
+      <w:r>
+        <w:rPr>
+          <w:position w:val="-98"/>
+        </w:rPr>
+        <w:object w:dxaOrig="2460" w:dyaOrig="2079" w14:anchorId="7C24F410">
+          <v:shape id="_x0000_i1040" type="#_x0000_t75" style="width:123.05pt;height:103.7pt" o:ole="">
+            <v:imagedata r:id="rId36" o:title=""/>
+          </v:shape>
+          <o:OLEObject Type="Embed" ProgID="Equation.DSMT4" ShapeID="_x0000_i1040" DrawAspect="Content" ObjectID="_1667067855" r:id="rId37"/>
+        </w:object>
+      </w:r>
+      <w:r>
+        <w:t xml:space="preserve"> </w:t>
+      </w:r>
+    </w:p>
+    <w:p>
+      <w:pPr>
+        <w:pStyle w:val="MTDisplayEquation"/>
+      </w:pPr>
+      <w:r>
+        <w:lastRenderedPageBreak/>
+        <w:tab/>
+      </w:r>
+      <w:r>
+        <w:object w:dxaOrig="5539" w:dyaOrig="8220" w14:anchorId="5E25C40B">
+          <v:shape id="_x0000_i1041" type="#_x0000_t75" style="width:276.7pt;height:411.05pt" o:ole="">
+            <v:imagedata r:id="rId38" o:title=""/>
+          </v:shape>
+          <o:OLEObject Type="Embed" ProgID="Equation.DSMT4" ShapeID="_x0000_i1041" DrawAspect="Content" ObjectID="_1667067856" r:id="rId39"/>
+        </w:object>
+      </w:r>
+      <w:r>
+        <w:t xml:space="preserve"> </w:t>
+      </w:r>
+    </w:p>
+    <w:p>
+      <w:pPr>
+        <w:pStyle w:val="MTDisplayEquation"/>
+      </w:pPr>
+      <w:r>
+        <w:tab/>
+      </w:r>
+      <w:r>
+        <w:rPr>
+          <w:position w:val="-2"/>
+        </w:rPr>
+        <w:object w:dxaOrig="5140" w:dyaOrig="5280" w14:anchorId="7B60BD78">
+          <v:shape id="_x0000_i1042" type="#_x0000_t75" style="width:256.85pt;height:263.8pt" o:ole="">
+            <v:imagedata r:id="rId40" o:title=""/>
+          </v:shape>
+          <o:OLEObject Type="Embed" ProgID="Equation.DSMT4" ShapeID="_x0000_i1042" DrawAspect="Content" ObjectID="_1667067857" r:id="rId41"/>
+        </w:object>
+      </w:r>
+      <w:r>
+        <w:t xml:space="preserve"> </w:t>
+      </w:r>
+    </w:p>
+    <w:p>
+      <w:pPr>
+        <w:pStyle w:val="MTDisplayEquation"/>
+      </w:pPr>
+      <w:r>
+        <w:lastRenderedPageBreak/>
+        <w:tab/>
+      </w:r>
+      <w:r>
+        <w:rPr>
+          <w:position w:val="-24"/>
+        </w:rPr>
+        <w:object w:dxaOrig="3660" w:dyaOrig="4500" w14:anchorId="696703B1">
+          <v:shape id="_x0000_i1043" type="#_x0000_t75" style="width:183.2pt;height:225.15pt" o:ole="">
+            <v:imagedata r:id="rId42" o:title=""/>
+          </v:shape>
+          <o:OLEObject Type="Embed" ProgID="Equation.DSMT4" ShapeID="_x0000_i1043" DrawAspect="Content" ObjectID="_1667067858" r:id="rId43"/>
+        </w:object>
+      </w:r>
+      <w:r>
+        <w:t xml:space="preserve"> </w:t>
+      </w:r>
+    </w:p>
+    <w:p>
+      <w:r>
+        <w:rPr>
+          <w:rFonts w:hint="eastAsia"/>
+        </w:rPr>
+        <w:t>因此有</w:t>
+      </w:r>
+    </w:p>
+    <w:p>
+      <w:pPr>
+        <w:pStyle w:val="MTDisplayEquation"/>
+      </w:pPr>
+      <w:r>
+        <w:tab/>
+      </w:r>
+      <w:r>
+        <w:rPr>
+          <w:position w:val="-108"/>
+        </w:rPr>
+        <w:object w:dxaOrig="6120" w:dyaOrig="7680" w14:anchorId="7120CC84">
+          <v:shape id="_x0000_i1044" type="#_x0000_t75" style="width:306.25pt;height:384.2pt" o:ole="">
+            <v:imagedata r:id="rId44" o:title=""/>
+          </v:shape>
+          <o:OLEObject Type="Embed" ProgID="Equation.DSMT4" ShapeID="_x0000_i1044" DrawAspect="Content" ObjectID="_1667067859" r:id="rId45"/>
+        </w:object>
+      </w:r>
+      <w:r>
+        <w:t xml:space="preserve"> </w:t>
+      </w:r>
+    </w:p>
+    <w:p>
+      <w:r>
+        <w:rPr>
+          <w:rFonts w:hint="eastAsia"/>
+        </w:rPr>
+        <w:t>同理有</w:t>
+      </w:r>
+    </w:p>
+    <w:p>
+      <w:r>
+        <w:lastRenderedPageBreak/>
+        <w:tab/>
+      </w:r>
+      <w:r>
+        <w:rPr>
+          <w:position w:val="-224"/>
+        </w:rPr>
+        <w:object w:dxaOrig="5319" w:dyaOrig="5140" w14:anchorId="7EF3BAB7">
+          <v:shape id="_x0000_i1047" type="#_x0000_t75" style="width:265.45pt;height:257.35pt" o:ole="">
+            <v:imagedata r:id="rId46" o:title=""/>
+          </v:shape>
+          <o:OLEObject Type="Embed" ProgID="Equation.DSMT4" ShapeID="_x0000_i1047" DrawAspect="Content" ObjectID="_1667067860" r:id="rId47"/>
+        </w:object>
+      </w:r>
     </w:p>
     <w:sectPr>
       <w:pgSz w:w="11906" w:h="16838"/>
@@ -182,6 +543,44 @@
     </w:sectPr>
   </w:body>
 </w:document>
+</file>
+
+<file path=word/endnotes.xml><?xml version="1.0" encoding="utf-8"?>
+<w:endnotes xmlns:wpc="http://schemas.microsoft.com/office/word/2010/wordprocessingCanvas" xmlns:cx="http://schemas.microsoft.com/office/drawing/2014/chartex" xmlns:cx1="http://schemas.microsoft.com/office/drawing/2015/9/8/chartex" xmlns:cx2="http://schemas.microsoft.com/office/drawing/2015/10/21/chartex" xmlns:cx3="http://schemas.microsoft.com/office/drawing/2016/5/9/chartex" xmlns:cx4="http://schemas.microsoft.com/office/drawing/2016/5/10/chartex" xmlns:cx5="http://schemas.microsoft.com/office/drawing/2016/5/11/chartex" xmlns:cx6="http://schemas.microsoft.com/office/drawing/2016/5/12/chartex" xmlns:cx7="http://schemas.microsoft.com/office/drawing/2016/5/13/chartex" xmlns:cx8="http://schemas.microsoft.com/office/drawing/2016/5/14/chartex" xmlns:mc="http://schemas.openxmlformats.org/markup-compatibility/2006" xmlns:aink="http://schemas.microsoft.com/office/drawing/2016/ink" xmlns:am3d="http://schemas.microsoft.com/office/drawing/2017/model3d" xmlns:o="urn:schemas-microsoft-com:office:office" xmlns:r="http://schemas.openxmlformats.org/officeDocument/2006/relationships" xmlns:m="http://schemas.openxmlformats.org/officeDocument/2006/math" xmlns:v="urn:schemas-microsoft-com:vml" xmlns:wp14="http://schemas.microsoft.com/office/word/2010/wordprocessingDrawing" xmlns:wp="http://schemas.openxmlformats.org/drawingml/2006/wordprocessingDrawing" xmlns:w10="urn:schemas-microsoft-com:office:word" xmlns:w="http://schemas.openxmlformats.org/wordprocessingml/2006/main" xmlns:w14="http://schemas.microsoft.com/office/word/2010/wordml" xmlns:w15="http://schemas.microsoft.com/office/word/2012/wordml" xmlns:w16cex="http://schemas.microsoft.com/office/word/2018/wordml/cex" xmlns:w16cid="http://schemas.microsoft.com/office/word/2016/wordml/cid" xmlns:w16="http://schemas.microsoft.com/office/word/2018/wordml" xmlns:w16se="http://schemas.microsoft.com/office/word/2015/wordml/symex" xmlns:wpg="http://schemas.microsoft.com/office/word/2010/wordprocessingGroup" xmlns:wpi="http://schemas.microsoft.com/office/word/2010/wordprocessingInk" xmlns:wne="http://schemas.microsoft.com/office/word/2006/wordml" xmlns:wps="http://schemas.microsoft.com/office/word/2010/wordprocessingShape" mc:Ignorable="w14 w15 w16se w16cid w16 w16cex wp14">
+  <w:endnote w:type="separator" w:id="-1">
+    <w:p>
+      <w:r>
+        <w:separator/>
+      </w:r>
+    </w:p>
+  </w:endnote>
+  <w:endnote w:type="continuationSeparator" w:id="0">
+    <w:p>
+      <w:r>
+        <w:continuationSeparator/>
+      </w:r>
+    </w:p>
+  </w:endnote>
+</w:endnotes>
+</file>
+
+<file path=word/footnotes.xml><?xml version="1.0" encoding="utf-8"?>
+<w:footnotes xmlns:wpc="http://schemas.microsoft.com/office/word/2010/wordprocessingCanvas" xmlns:cx="http://schemas.microsoft.com/office/drawing/2014/chartex" xmlns:cx1="http://schemas.microsoft.com/office/drawing/2015/9/8/chartex" xmlns:cx2="http://schemas.microsoft.com/office/drawing/2015/10/21/chartex" xmlns:cx3="http://schemas.microsoft.com/office/drawing/2016/5/9/chartex" xmlns:cx4="http://schemas.microsoft.com/office/drawing/2016/5/10/chartex" xmlns:cx5="http://schemas.microsoft.com/office/drawing/2016/5/11/chartex" xmlns:cx6="http://schemas.microsoft.com/office/drawing/2016/5/12/chartex" xmlns:cx7="http://schemas.microsoft.com/office/drawing/2016/5/13/chartex" xmlns:cx8="http://schemas.microsoft.com/office/drawing/2016/5/14/chartex" xmlns:mc="http://schemas.openxmlformats.org/markup-compatibility/2006" xmlns:aink="http://schemas.microsoft.com/office/drawing/2016/ink" xmlns:am3d="http://schemas.microsoft.com/office/drawing/2017/model3d" xmlns:o="urn:schemas-microsoft-com:office:office" xmlns:r="http://schemas.openxmlformats.org/officeDocument/2006/relationships" xmlns:m="http://schemas.openxmlformats.org/officeDocument/2006/math" xmlns:v="urn:schemas-microsoft-com:vml" xmlns:wp14="http://schemas.microsoft.com/office/word/2010/wordprocessingDrawing" xmlns:wp="http://schemas.openxmlformats.org/drawingml/2006/wordprocessingDrawing" xmlns:w10="urn:schemas-microsoft-com:office:word" xmlns:w="http://schemas.openxmlformats.org/wordprocessingml/2006/main" xmlns:w14="http://schemas.microsoft.com/office/word/2010/wordml" xmlns:w15="http://schemas.microsoft.com/office/word/2012/wordml" xmlns:w16cex="http://schemas.microsoft.com/office/word/2018/wordml/cex" xmlns:w16cid="http://schemas.microsoft.com/office/word/2016/wordml/cid" xmlns:w16="http://schemas.microsoft.com/office/word/2018/wordml" xmlns:w16se="http://schemas.microsoft.com/office/word/2015/wordml/symex" xmlns:wpg="http://schemas.microsoft.com/office/word/2010/wordprocessingGroup" xmlns:wpi="http://schemas.microsoft.com/office/word/2010/wordprocessingInk" xmlns:wne="http://schemas.microsoft.com/office/word/2006/wordml" xmlns:wps="http://schemas.microsoft.com/office/word/2010/wordprocessingShape" mc:Ignorable="w14 w15 w16se w16cid w16 w16cex wp14">
+  <w:footnote w:type="separator" w:id="-1">
+    <w:p>
+      <w:r>
+        <w:separator/>
+      </w:r>
+    </w:p>
+  </w:footnote>
+  <w:footnote w:type="continuationSeparator" w:id="0">
+    <w:p>
+      <w:r>
+        <w:continuationSeparator/>
+      </w:r>
+    </w:p>
+  </w:footnote>
+</w:footnotes>
 </file>
 
 <file path=word/styles.xml><?xml version="1.0" encoding="utf-8"?>
@@ -630,6 +1029,71 @@
     <w:link w:val="MTDisplayEquation"/>
     <w:rsid w:val="00885B6A"/>
   </w:style>
+  <w:style w:type="paragraph" w:styleId="a3">
+    <w:name w:val="header"/>
+    <w:basedOn w:val="a"/>
+    <w:link w:val="a4"/>
+    <w:uiPriority w:val="99"/>
+    <w:unhideWhenUsed/>
+    <w:rsid w:val="0062011A"/>
+    <w:pPr>
+      <w:pBdr>
+        <w:bottom w:val="single" w:sz="6" w:space="1" w:color="auto"/>
+      </w:pBdr>
+      <w:tabs>
+        <w:tab w:val="center" w:pos="4320"/>
+        <w:tab w:val="right" w:pos="8640"/>
+      </w:tabs>
+      <w:snapToGrid w:val="0"/>
+      <w:jc w:val="center"/>
+    </w:pPr>
+    <w:rPr>
+      <w:sz w:val="18"/>
+      <w:szCs w:val="18"/>
+    </w:rPr>
+  </w:style>
+  <w:style w:type="character" w:customStyle="1" w:styleId="a4">
+    <w:name w:val="页眉 字符"/>
+    <w:basedOn w:val="a0"/>
+    <w:link w:val="a3"/>
+    <w:uiPriority w:val="99"/>
+    <w:rsid w:val="0062011A"/>
+    <w:rPr>
+      <w:sz w:val="18"/>
+      <w:szCs w:val="18"/>
+    </w:rPr>
+  </w:style>
+  <w:style w:type="paragraph" w:styleId="a5">
+    <w:name w:val="footer"/>
+    <w:basedOn w:val="a"/>
+    <w:link w:val="a6"/>
+    <w:uiPriority w:val="99"/>
+    <w:unhideWhenUsed/>
+    <w:rsid w:val="0062011A"/>
+    <w:pPr>
+      <w:tabs>
+        <w:tab w:val="center" w:pos="4320"/>
+        <w:tab w:val="right" w:pos="8640"/>
+      </w:tabs>
+      <w:snapToGrid w:val="0"/>
+      <w:jc w:val="left"/>
+    </w:pPr>
+    <w:rPr>
+      <w:sz w:val="18"/>
+      <w:szCs w:val="18"/>
+    </w:rPr>
+  </w:style>
+  <w:style w:type="character" w:customStyle="1" w:styleId="a6">
+    <w:name w:val="页脚 字符"/>
+    <w:basedOn w:val="a0"/>
+    <w:link w:val="a5"/>
+    <w:uiPriority w:val="99"/>
+    <w:rsid w:val="0062011A"/>
+    <w:rPr>
+      <w:sz w:val="18"/>
+      <w:szCs w:val="18"/>
+    </w:rPr>
+  </w:style>
 </w:styles>
 </file>
 

--- a/矩阵/lee_nips_2001.docx
+++ b/矩阵/lee_nips_2001.docx
@@ -44,7 +44,7 @@
           <v:shape id="_x0000_i1025" type="#_x0000_t75" style="width:47.8pt;height:90.8pt" o:ole="">
             <v:imagedata r:id="rId6" o:title=""/>
           </v:shape>
-          <o:OLEObject Type="Embed" ProgID="Equation.DSMT4" ShapeID="_x0000_i1025" DrawAspect="Content" ObjectID="_1667067840" r:id="rId7"/>
+          <o:OLEObject Type="Embed" ProgID="Equation.DSMT4" ShapeID="_x0000_i1025" DrawAspect="Content" ObjectID="_1667153545" r:id="rId7"/>
         </w:object>
       </w:r>
       <w:r>
@@ -66,7 +66,7 @@
           <v:shape id="_x0000_i1026" type="#_x0000_t75" style="width:139.15pt;height:38.15pt" o:ole="">
             <v:imagedata r:id="rId8" o:title=""/>
           </v:shape>
-          <o:OLEObject Type="Embed" ProgID="Equation.DSMT4" ShapeID="_x0000_i1026" DrawAspect="Content" ObjectID="_1667067841" r:id="rId9"/>
+          <o:OLEObject Type="Embed" ProgID="Equation.DSMT4" ShapeID="_x0000_i1026" DrawAspect="Content" ObjectID="_1667153546" r:id="rId9"/>
         </w:object>
       </w:r>
       <w:r>
@@ -86,7 +86,7 @@
           <v:shape id="_x0000_i1027" type="#_x0000_t75" style="width:209pt;height:163.9pt" o:ole="">
             <v:imagedata r:id="rId10" o:title=""/>
           </v:shape>
-          <o:OLEObject Type="Embed" ProgID="Equation.DSMT4" ShapeID="_x0000_i1027" DrawAspect="Content" ObjectID="_1667067842" r:id="rId11"/>
+          <o:OLEObject Type="Embed" ProgID="Equation.DSMT4" ShapeID="_x0000_i1027" DrawAspect="Content" ObjectID="_1667153547" r:id="rId11"/>
         </w:object>
       </w:r>
     </w:p>
@@ -105,7 +105,7 @@
           <v:shape id="_x0000_i1028" type="#_x0000_t75" style="width:279.95pt;height:130.05pt" o:ole="">
             <v:imagedata r:id="rId12" o:title=""/>
           </v:shape>
-          <o:OLEObject Type="Embed" ProgID="Equation.DSMT4" ShapeID="_x0000_i1028" DrawAspect="Content" ObjectID="_1667067843" r:id="rId13"/>
+          <o:OLEObject Type="Embed" ProgID="Equation.DSMT4" ShapeID="_x0000_i1028" DrawAspect="Content" ObjectID="_1667153548" r:id="rId13"/>
         </w:object>
       </w:r>
       <w:r>
@@ -128,7 +128,7 @@
           <v:shape id="_x0000_i1029" type="#_x0000_t75" style="width:369.15pt;height:567.95pt" o:ole="">
             <v:imagedata r:id="rId14" o:title=""/>
           </v:shape>
-          <o:OLEObject Type="Embed" ProgID="Equation.DSMT4" ShapeID="_x0000_i1029" DrawAspect="Content" ObjectID="_1667067844" r:id="rId15"/>
+          <o:OLEObject Type="Embed" ProgID="Equation.DSMT4" ShapeID="_x0000_i1029" DrawAspect="Content" ObjectID="_1667153549" r:id="rId15"/>
         </w:object>
       </w:r>
       <w:r>
@@ -150,7 +150,7 @@
           <v:shape id="_x0000_i1030" type="#_x0000_t75" style="width:66.1pt;height:23.65pt" o:ole="">
             <v:imagedata r:id="rId16" o:title=""/>
           </v:shape>
-          <o:OLEObject Type="Embed" ProgID="Equation.DSMT4" ShapeID="_x0000_i1030" DrawAspect="Content" ObjectID="_1667067845" r:id="rId17"/>
+          <o:OLEObject Type="Embed" ProgID="Equation.DSMT4" ShapeID="_x0000_i1030" DrawAspect="Content" ObjectID="_1667153550" r:id="rId17"/>
         </w:object>
       </w:r>
       <w:r>
@@ -179,7 +179,7 @@
           <v:shape id="_x0000_i1031" type="#_x0000_t75" style="width:84.9pt;height:99.95pt" o:ole="">
             <v:imagedata r:id="rId18" o:title=""/>
           </v:shape>
-          <o:OLEObject Type="Embed" ProgID="Equation.DSMT4" ShapeID="_x0000_i1031" DrawAspect="Content" ObjectID="_1667067846" r:id="rId19"/>
+          <o:OLEObject Type="Embed" ProgID="Equation.DSMT4" ShapeID="_x0000_i1031" DrawAspect="Content" ObjectID="_1667153551" r:id="rId19"/>
         </w:object>
       </w:r>
       <w:r>
@@ -201,7 +201,7 @@
           <v:shape id="_x0000_i1032" type="#_x0000_t75" style="width:301.95pt;height:175.15pt" o:ole="">
             <v:imagedata r:id="rId20" o:title=""/>
           </v:shape>
-          <o:OLEObject Type="Embed" ProgID="Equation.DSMT4" ShapeID="_x0000_i1032" DrawAspect="Content" ObjectID="_1667067847" r:id="rId21"/>
+          <o:OLEObject Type="Embed" ProgID="Equation.DSMT4" ShapeID="_x0000_i1032" DrawAspect="Content" ObjectID="_1667153552" r:id="rId21"/>
         </w:object>
       </w:r>
       <w:r>
@@ -223,7 +223,7 @@
           <v:shape id="_x0000_i1033" type="#_x0000_t75" style="width:185.9pt;height:110.15pt" o:ole="">
             <v:imagedata r:id="rId22" o:title=""/>
           </v:shape>
-          <o:OLEObject Type="Embed" ProgID="Equation.DSMT4" ShapeID="_x0000_i1033" DrawAspect="Content" ObjectID="_1667067848" r:id="rId23"/>
+          <o:OLEObject Type="Embed" ProgID="Equation.DSMT4" ShapeID="_x0000_i1033" DrawAspect="Content" ObjectID="_1667153553" r:id="rId23"/>
         </w:object>
       </w:r>
       <w:r>
@@ -245,7 +245,7 @@
           <v:shape id="_x0000_i1034" type="#_x0000_t75" style="width:9.15pt;height:13.95pt" o:ole="">
             <v:imagedata r:id="rId24" o:title=""/>
           </v:shape>
-          <o:OLEObject Type="Embed" ProgID="Equation.DSMT4" ShapeID="_x0000_i1034" DrawAspect="Content" ObjectID="_1667067849" r:id="rId25"/>
+          <o:OLEObject Type="Embed" ProgID="Equation.DSMT4" ShapeID="_x0000_i1034" DrawAspect="Content" ObjectID="_1667153554" r:id="rId25"/>
         </w:object>
       </w:r>
       <w:r>
@@ -265,10 +265,10 @@
           <w:position w:val="-114"/>
         </w:rPr>
         <w:object w:dxaOrig="7100" w:dyaOrig="12640" w14:anchorId="171548B5">
-          <v:shape id="_x0000_i1035" type="#_x0000_t75" style="width:355.15pt;height:631.9pt" o:ole="">
+          <v:shape id="_x0000_i1047" type="#_x0000_t75" style="width:355.15pt;height:631.9pt" o:ole="">
             <v:imagedata r:id="rId26" o:title=""/>
           </v:shape>
-          <o:OLEObject Type="Embed" ProgID="Equation.DSMT4" ShapeID="_x0000_i1035" DrawAspect="Content" ObjectID="_1667067850" r:id="rId27"/>
+          <o:OLEObject Type="Embed" ProgID="Equation.DSMT4" ShapeID="_x0000_i1047" DrawAspect="Content" ObjectID="_1667153555" r:id="rId27"/>
         </w:object>
       </w:r>
       <w:r>
@@ -293,13 +293,13 @@
       </w:r>
       <w:r>
         <w:rPr>
-          <w:position w:val="-180"/>
-        </w:rPr>
-        <w:object w:dxaOrig="3420" w:dyaOrig="3720" w14:anchorId="639FAC11">
-          <v:shape id="_x0000_i1036" type="#_x0000_t75" style="width:170.85pt;height:185.9pt" o:ole="">
+          <w:position w:val="-134"/>
+        </w:rPr>
+        <w:object w:dxaOrig="3700" w:dyaOrig="7920" w14:anchorId="639FAC11">
+          <v:shape id="_x0000_i1036" type="#_x0000_t75" style="width:184.85pt;height:395.45pt" o:ole="">
             <v:imagedata r:id="rId28" o:title=""/>
           </v:shape>
-          <o:OLEObject Type="Embed" ProgID="Equation.DSMT4" ShapeID="_x0000_i1036" DrawAspect="Content" ObjectID="_1667067851" r:id="rId29"/>
+          <o:OLEObject Type="Embed" ProgID="Equation.DSMT4" ShapeID="_x0000_i1036" DrawAspect="Content" ObjectID="_1667153556" r:id="rId29"/>
         </w:object>
       </w:r>
       <w:r>
@@ -329,7 +329,7 @@
           <v:shape id="_x0000_i1037" type="#_x0000_t75" style="width:147.75pt;height:168.2pt" o:ole="">
             <v:imagedata r:id="rId30" o:title=""/>
           </v:shape>
-          <o:OLEObject Type="Embed" ProgID="Equation.DSMT4" ShapeID="_x0000_i1037" DrawAspect="Content" ObjectID="_1667067852" r:id="rId31"/>
+          <o:OLEObject Type="Embed" ProgID="Equation.DSMT4" ShapeID="_x0000_i1037" DrawAspect="Content" ObjectID="_1667153557" r:id="rId31"/>
         </w:object>
       </w:r>
       <w:r>
@@ -352,7 +352,7 @@
           <v:shape id="_x0000_i1038" type="#_x0000_t75" style="width:229.95pt;height:44.05pt" o:ole="">
             <v:imagedata r:id="rId32" o:title=""/>
           </v:shape>
-          <o:OLEObject Type="Embed" ProgID="Equation.DSMT4" ShapeID="_x0000_i1038" DrawAspect="Content" ObjectID="_1667067853" r:id="rId33"/>
+          <o:OLEObject Type="Embed" ProgID="Equation.DSMT4" ShapeID="_x0000_i1038" DrawAspect="Content" ObjectID="_1667153558" r:id="rId33"/>
         </w:object>
       </w:r>
       <w:r>
@@ -386,7 +386,7 @@
           <v:shape id="_x0000_i1039" type="#_x0000_t75" style="width:262.75pt;height:332.05pt" o:ole="">
             <v:imagedata r:id="rId34" o:title=""/>
           </v:shape>
-          <o:OLEObject Type="Embed" ProgID="Equation.DSMT4" ShapeID="_x0000_i1039" DrawAspect="Content" ObjectID="_1667067854" r:id="rId35"/>
+          <o:OLEObject Type="Embed" ProgID="Equation.DSMT4" ShapeID="_x0000_i1039" DrawAspect="Content" ObjectID="_1667153559" r:id="rId35"/>
         </w:object>
       </w:r>
       <w:r>
@@ -408,7 +408,7 @@
           <v:shape id="_x0000_i1040" type="#_x0000_t75" style="width:123.05pt;height:103.7pt" o:ole="">
             <v:imagedata r:id="rId36" o:title=""/>
           </v:shape>
-          <o:OLEObject Type="Embed" ProgID="Equation.DSMT4" ShapeID="_x0000_i1040" DrawAspect="Content" ObjectID="_1667067855" r:id="rId37"/>
+          <o:OLEObject Type="Embed" ProgID="Equation.DSMT4" ShapeID="_x0000_i1040" DrawAspect="Content" ObjectID="_1667153560" r:id="rId37"/>
         </w:object>
       </w:r>
       <w:r>
@@ -428,7 +428,7 @@
           <v:shape id="_x0000_i1041" type="#_x0000_t75" style="width:276.7pt;height:411.05pt" o:ole="">
             <v:imagedata r:id="rId38" o:title=""/>
           </v:shape>
-          <o:OLEObject Type="Embed" ProgID="Equation.DSMT4" ShapeID="_x0000_i1041" DrawAspect="Content" ObjectID="_1667067856" r:id="rId39"/>
+          <o:OLEObject Type="Embed" ProgID="Equation.DSMT4" ShapeID="_x0000_i1041" DrawAspect="Content" ObjectID="_1667153561" r:id="rId39"/>
         </w:object>
       </w:r>
       <w:r>
@@ -450,7 +450,7 @@
           <v:shape id="_x0000_i1042" type="#_x0000_t75" style="width:256.85pt;height:263.8pt" o:ole="">
             <v:imagedata r:id="rId40" o:title=""/>
           </v:shape>
-          <o:OLEObject Type="Embed" ProgID="Equation.DSMT4" ShapeID="_x0000_i1042" DrawAspect="Content" ObjectID="_1667067857" r:id="rId41"/>
+          <o:OLEObject Type="Embed" ProgID="Equation.DSMT4" ShapeID="_x0000_i1042" DrawAspect="Content" ObjectID="_1667153562" r:id="rId41"/>
         </w:object>
       </w:r>
       <w:r>
@@ -473,7 +473,7 @@
           <v:shape id="_x0000_i1043" type="#_x0000_t75" style="width:183.2pt;height:225.15pt" o:ole="">
             <v:imagedata r:id="rId42" o:title=""/>
           </v:shape>
-          <o:OLEObject Type="Embed" ProgID="Equation.DSMT4" ShapeID="_x0000_i1043" DrawAspect="Content" ObjectID="_1667067858" r:id="rId43"/>
+          <o:OLEObject Type="Embed" ProgID="Equation.DSMT4" ShapeID="_x0000_i1043" DrawAspect="Content" ObjectID="_1667153563" r:id="rId43"/>
         </w:object>
       </w:r>
       <w:r>
@@ -503,7 +503,7 @@
           <v:shape id="_x0000_i1044" type="#_x0000_t75" style="width:306.25pt;height:384.2pt" o:ole="">
             <v:imagedata r:id="rId44" o:title=""/>
           </v:shape>
-          <o:OLEObject Type="Embed" ProgID="Equation.DSMT4" ShapeID="_x0000_i1044" DrawAspect="Content" ObjectID="_1667067859" r:id="rId45"/>
+          <o:OLEObject Type="Embed" ProgID="Equation.DSMT4" ShapeID="_x0000_i1044" DrawAspect="Content" ObjectID="_1667153564" r:id="rId45"/>
         </w:object>
       </w:r>
       <w:r>
@@ -528,10 +528,10 @@
           <w:position w:val="-224"/>
         </w:rPr>
         <w:object w:dxaOrig="5319" w:dyaOrig="5140" w14:anchorId="7EF3BAB7">
-          <v:shape id="_x0000_i1047" type="#_x0000_t75" style="width:265.45pt;height:257.35pt" o:ole="">
+          <v:shape id="_x0000_i1045" type="#_x0000_t75" style="width:265.45pt;height:257.35pt" o:ole="">
             <v:imagedata r:id="rId46" o:title=""/>
           </v:shape>
-          <o:OLEObject Type="Embed" ProgID="Equation.DSMT4" ShapeID="_x0000_i1047" DrawAspect="Content" ObjectID="_1667067860" r:id="rId47"/>
+          <o:OLEObject Type="Embed" ProgID="Equation.DSMT4" ShapeID="_x0000_i1045" DrawAspect="Content" ObjectID="_1667153565" r:id="rId47"/>
         </w:object>
       </w:r>
     </w:p>
